--- a/physics_course/word/lesson05.docx
+++ b/physics_course/word/lesson05.docx
@@ -21,43 +21,39 @@
         <w:rPr>
           <w:sz w:val="24"/>
         </w:rPr>
-        <w:t>ข้อ p1_l05_001: วัตถุถูกขว้างออกไปในแนวราบด้วยความเร็ว 20 m/s จากหน้าผาสูง 80 m ถามว่าความเร็วในแนวดิ่งเมื่อถึงพื้นเป็นเท่าใด (g = 10 m/s²)</w:t>
+        <w:t>1. วัตถุถูกขว้างออกไปในแนวราบด้วยความเร็ว 20 m/s จากหน้าผาสูง 80 m ถามว่าความเร็วในแนวดิ่งเมื่อถึงพื้นเป็นเท่าใด (g = 10 m/s²)</w:t>
       </w:r>
     </w:p>
     <w:p>
       <w:pPr>
-        <w:pStyle w:val="ListBullet"/>
         <w:ind w:left="720"/>
       </w:pPr>
       <w:r>
-        <w:t xml:space="preserve">    ก</w:t>
+        <w:t xml:space="preserve">    1. ก</w:t>
       </w:r>
     </w:p>
     <w:p>
       <w:pPr>
-        <w:pStyle w:val="ListBullet"/>
         <w:ind w:left="720"/>
       </w:pPr>
       <w:r>
-        <w:t xml:space="preserve">    ข</w:t>
+        <w:t xml:space="preserve">    2. ข</w:t>
       </w:r>
     </w:p>
     <w:p>
       <w:pPr>
-        <w:pStyle w:val="ListBullet"/>
         <w:ind w:left="720"/>
       </w:pPr>
       <w:r>
-        <w:t xml:space="preserve">    ค</w:t>
+        <w:t xml:space="preserve">    3. ค</w:t>
       </w:r>
     </w:p>
     <w:p>
       <w:pPr>
-        <w:pStyle w:val="ListBullet"/>
         <w:ind w:left="720"/>
       </w:pPr>
       <w:r>
-        <w:t xml:space="preserve">    ง</w:t>
+        <w:t xml:space="preserve">    4. ง</w:t>
       </w:r>
     </w:p>
     <w:p/>
@@ -66,43 +62,39 @@
         <w:rPr>
           <w:sz w:val="24"/>
         </w:rPr>
-        <w:t>ข้อ p1_l05_002: ขว้างวัตถุในแนวราบด้วยความเร็ว 15 m/s จากหน้าผาสูง 45 m วัตถุตกถึงพื้นที่ระยะทางแนวราบเท่าใด (g = 10 m/s²)</w:t>
+        <w:t>2. ขว้างวัตถุในแนวราบด้วยความเร็ว 15 m/s จากหน้าผาสูง 45 m วัตถุตกถึงพื้นที่ระยะทางแนวราบเท่าใด (g = 10 m/s²)</w:t>
       </w:r>
     </w:p>
     <w:p>
       <w:pPr>
-        <w:pStyle w:val="ListBullet"/>
         <w:ind w:left="720"/>
       </w:pPr>
       <w:r>
-        <w:t xml:space="preserve">    ก</w:t>
+        <w:t xml:space="preserve">    1. ก</w:t>
       </w:r>
     </w:p>
     <w:p>
       <w:pPr>
-        <w:pStyle w:val="ListBullet"/>
         <w:ind w:left="720"/>
       </w:pPr>
       <w:r>
-        <w:t xml:space="preserve">    ข</w:t>
+        <w:t xml:space="preserve">    2. ข</w:t>
       </w:r>
     </w:p>
     <w:p>
       <w:pPr>
-        <w:pStyle w:val="ListBullet"/>
         <w:ind w:left="720"/>
       </w:pPr>
       <w:r>
-        <w:t xml:space="preserve">    ค</w:t>
+        <w:t xml:space="preserve">    3. ค</w:t>
       </w:r>
     </w:p>
     <w:p>
       <w:pPr>
-        <w:pStyle w:val="ListBullet"/>
         <w:ind w:left="720"/>
       </w:pPr>
       <w:r>
-        <w:t xml:space="preserve">    ง</w:t>
+        <w:t xml:space="preserve">    4. ง</w:t>
       </w:r>
     </w:p>
     <w:p/>
@@ -111,43 +103,39 @@
         <w:rPr>
           <w:sz w:val="24"/>
         </w:rPr>
-        <w:t>ข้อ p1_l05_003: ยิงวัตถุขึ้นไปในแนวมุม 60° กับแนวราบด้วยความเร็ว 40 m/s วัตถุใช้เวลาขึ้น-ลงทั้งหมดเท่าใด (g = 10 m/s²)</w:t>
+        <w:t>3. ยิงวัตถุขึ้นไปในแนวมุม 60° กับแนวราบด้วยความเร็ว 40 m/s วัตถุใช้เวลาขึ้น-ลงทั้งหมดเท่าใด (g = 10 m/s²)</w:t>
       </w:r>
     </w:p>
     <w:p>
       <w:pPr>
-        <w:pStyle w:val="ListBullet"/>
         <w:ind w:left="720"/>
       </w:pPr>
       <w:r>
-        <w:t xml:space="preserve">    ก</w:t>
+        <w:t xml:space="preserve">    1. ก</w:t>
       </w:r>
     </w:p>
     <w:p>
       <w:pPr>
-        <w:pStyle w:val="ListBullet"/>
         <w:ind w:left="720"/>
       </w:pPr>
       <w:r>
-        <w:t xml:space="preserve">    ข</w:t>
+        <w:t xml:space="preserve">    2. ข</w:t>
       </w:r>
     </w:p>
     <w:p>
       <w:pPr>
-        <w:pStyle w:val="ListBullet"/>
         <w:ind w:left="720"/>
       </w:pPr>
       <w:r>
-        <w:t xml:space="preserve">    ค</w:t>
+        <w:t xml:space="preserve">    3. ค</w:t>
       </w:r>
     </w:p>
     <w:p>
       <w:pPr>
-        <w:pStyle w:val="ListBullet"/>
         <w:ind w:left="720"/>
       </w:pPr>
       <w:r>
-        <w:t xml:space="preserve">    ง</w:t>
+        <w:t xml:space="preserve">    4. ง</w:t>
       </w:r>
     </w:p>
     <w:p/>
@@ -156,7 +144,7 @@
         <w:rPr>
           <w:sz w:val="24"/>
         </w:rPr>
-        <w:t>ข้อ p1_l05_004: การเคลื่อนที่แบบโปรเจกไทล์ วิถีการเคลื่อนที่ (trajectory) มีรูปร่างเป็นอะไร</w:t>
+        <w:t>4. การเคลื่อนที่แบบโปรเจกไทล์ วิถีการเคลื่อนที่ (trajectory) มีรูปร่างเป็นอะไร</w:t>
       </w:r>
     </w:p>
     <w:p>
@@ -172,7 +160,7 @@
               <a:graphicData uri="http://schemas.openxmlformats.org/drawingml/2006/picture">
                 <pic:pic>
                   <pic:nvPicPr>
-                    <pic:cNvPr id="0" name="physics_img_q1_l05_004.png"/>
+                    <pic:cNvPr id="0" name="physics_img_4.png"/>
                     <pic:cNvPicPr/>
                   </pic:nvPicPr>
                   <pic:blipFill>
@@ -198,38 +186,34 @@
     <w:p/>
     <w:p>
       <w:pPr>
-        <w:pStyle w:val="ListBullet"/>
         <w:ind w:left="720"/>
       </w:pPr>
       <w:r>
-        <w:t xml:space="preserve">    ก</w:t>
+        <w:t xml:space="preserve">    1. ก</w:t>
       </w:r>
     </w:p>
     <w:p>
       <w:pPr>
-        <w:pStyle w:val="ListBullet"/>
         <w:ind w:left="720"/>
       </w:pPr>
       <w:r>
-        <w:t xml:space="preserve">    ข</w:t>
+        <w:t xml:space="preserve">    2. ข</w:t>
       </w:r>
     </w:p>
     <w:p>
       <w:pPr>
-        <w:pStyle w:val="ListBullet"/>
         <w:ind w:left="720"/>
       </w:pPr>
       <w:r>
-        <w:t xml:space="preserve">    ค</w:t>
+        <w:t xml:space="preserve">    3. ค</w:t>
       </w:r>
     </w:p>
     <w:p>
       <w:pPr>
-        <w:pStyle w:val="ListBullet"/>
         <w:ind w:left="720"/>
       </w:pPr>
       <w:r>
-        <w:t xml:space="preserve">    ง</w:t>
+        <w:t xml:space="preserve">    4. ง</w:t>
       </w:r>
     </w:p>
     <w:p/>
@@ -238,7 +222,7 @@
         <w:rPr>
           <w:sz w:val="24"/>
         </w:rPr>
-        <w:t>ข้อ p1_l05_005: ในการเคลื่อนที่แบบโปรเจกไทล์ ข้อใดต่อไปนี้ถูกต้อง</w:t>
+        <w:t>5. ในการเคลื่อนที่แบบโปรเจกไทล์ ข้อใดต่อไปนี้ถูกต้อง</w:t>
       </w:r>
     </w:p>
     <w:p>
@@ -254,7 +238,7 @@
               <a:graphicData uri="http://schemas.openxmlformats.org/drawingml/2006/picture">
                 <pic:pic>
                   <pic:nvPicPr>
-                    <pic:cNvPr id="0" name="physics_img_q1_l05_005.png"/>
+                    <pic:cNvPr id="0" name="physics_img_5.png"/>
                     <pic:cNvPicPr/>
                   </pic:nvPicPr>
                   <pic:blipFill>
@@ -280,38 +264,34 @@
     <w:p/>
     <w:p>
       <w:pPr>
-        <w:pStyle w:val="ListBullet"/>
         <w:ind w:left="720"/>
       </w:pPr>
       <w:r>
-        <w:t xml:space="preserve">    ก</w:t>
+        <w:t xml:space="preserve">    1. ก</w:t>
       </w:r>
     </w:p>
     <w:p>
       <w:pPr>
-        <w:pStyle w:val="ListBullet"/>
         <w:ind w:left="720"/>
       </w:pPr>
       <w:r>
-        <w:t xml:space="preserve">    ข</w:t>
+        <w:t xml:space="preserve">    2. ข</w:t>
       </w:r>
     </w:p>
     <w:p>
       <w:pPr>
-        <w:pStyle w:val="ListBullet"/>
         <w:ind w:left="720"/>
       </w:pPr>
       <w:r>
-        <w:t xml:space="preserve">    ค</w:t>
+        <w:t xml:space="preserve">    3. ค</w:t>
       </w:r>
     </w:p>
     <w:p>
       <w:pPr>
-        <w:pStyle w:val="ListBullet"/>
         <w:ind w:left="720"/>
       </w:pPr>
       <w:r>
-        <w:t xml:space="preserve">    ง</w:t>
+        <w:t xml:space="preserve">    4. ง</w:t>
       </w:r>
     </w:p>
     <w:p/>
@@ -320,367 +300,7 @@
         <w:rPr>
           <w:sz w:val="24"/>
         </w:rPr>
-        <w:t>ข้อ p1_l05_006: ยิงวัตถุขึ้นไปในแนวมุม 30° กับแนวราบด้วยความเร็ว 60 m/s ความสูงสูงสุดที่วัตถุจะไปถึงเท่ากับ (g = 10 m/s²)</w:t>
-      </w:r>
-    </w:p>
-    <w:p>
-      <w:pPr>
-        <w:pStyle w:val="ListBullet"/>
-        <w:ind w:left="720"/>
-      </w:pPr>
-      <w:r>
-        <w:t xml:space="preserve">    ก</w:t>
-      </w:r>
-    </w:p>
-    <w:p>
-      <w:pPr>
-        <w:pStyle w:val="ListBullet"/>
-        <w:ind w:left="720"/>
-      </w:pPr>
-      <w:r>
-        <w:t xml:space="preserve">    ข</w:t>
-      </w:r>
-    </w:p>
-    <w:p>
-      <w:pPr>
-        <w:pStyle w:val="ListBullet"/>
-        <w:ind w:left="720"/>
-      </w:pPr>
-      <w:r>
-        <w:t xml:space="preserve">    ค</w:t>
-      </w:r>
-    </w:p>
-    <w:p>
-      <w:pPr>
-        <w:pStyle w:val="ListBullet"/>
-        <w:ind w:left="720"/>
-      </w:pPr>
-      <w:r>
-        <w:t xml:space="preserve">    ง</w:t>
-      </w:r>
-    </w:p>
-    <w:p/>
-    <w:p>
-      <w:r>
-        <w:rPr>
-          <w:sz w:val="24"/>
-        </w:rPr>
-        <w:t>ข้อ p1_l05_007: ยิงวัตถุในแนวมุม 45° กับแนวราบด้วยความเร็ว 40 m/s ระยะไกลสุดในแนวราบเท่ากับ (g = 10 m/s²)</w:t>
-      </w:r>
-    </w:p>
-    <w:p>
-      <w:pPr>
-        <w:pStyle w:val="ListBullet"/>
-        <w:ind w:left="720"/>
-      </w:pPr>
-      <w:r>
-        <w:t xml:space="preserve">    ก</w:t>
-      </w:r>
-    </w:p>
-    <w:p>
-      <w:pPr>
-        <w:pStyle w:val="ListBullet"/>
-        <w:ind w:left="720"/>
-      </w:pPr>
-      <w:r>
-        <w:t xml:space="preserve">    ข</w:t>
-      </w:r>
-    </w:p>
-    <w:p>
-      <w:pPr>
-        <w:pStyle w:val="ListBullet"/>
-        <w:ind w:left="720"/>
-      </w:pPr>
-      <w:r>
-        <w:t xml:space="preserve">    ค</w:t>
-      </w:r>
-    </w:p>
-    <w:p>
-      <w:pPr>
-        <w:pStyle w:val="ListBullet"/>
-        <w:ind w:left="720"/>
-      </w:pPr>
-      <w:r>
-        <w:t xml:space="preserve">    ง</w:t>
-      </w:r>
-    </w:p>
-    <w:p/>
-    <w:p>
-      <w:r>
-        <w:rPr>
-          <w:sz w:val="24"/>
-        </w:rPr>
-        <w:t>ข้อ p1_l05_008: วัตถุถูกขว้างในแนวมุม 37° กับแนวราบด้วยความเร็ว 50 m/s ขนาดของความเร็วลัพธ์เมื่อวัตถุอยู่ที่จุดสูงสุดเท่ากับ (g = 10 m/s², sin 37° = 0.6, cos 37° = 0.8)</w:t>
-      </w:r>
-    </w:p>
-    <w:p>
-      <w:pPr>
-        <w:pStyle w:val="ListBullet"/>
-        <w:ind w:left="720"/>
-      </w:pPr>
-      <w:r>
-        <w:t xml:space="preserve">    ก</w:t>
-      </w:r>
-    </w:p>
-    <w:p>
-      <w:pPr>
-        <w:pStyle w:val="ListBullet"/>
-        <w:ind w:left="720"/>
-      </w:pPr>
-      <w:r>
-        <w:t xml:space="preserve">    ข</w:t>
-      </w:r>
-    </w:p>
-    <w:p>
-      <w:pPr>
-        <w:pStyle w:val="ListBullet"/>
-        <w:ind w:left="720"/>
-      </w:pPr>
-      <w:r>
-        <w:t xml:space="preserve">    ค</w:t>
-      </w:r>
-    </w:p>
-    <w:p>
-      <w:pPr>
-        <w:pStyle w:val="ListBullet"/>
-        <w:ind w:left="720"/>
-      </w:pPr>
-      <w:r>
-        <w:t xml:space="preserve">    ง</w:t>
-      </w:r>
-    </w:p>
-    <w:p/>
-    <w:p>
-      <w:r>
-        <w:rPr>
-          <w:sz w:val="24"/>
-        </w:rPr>
-        <w:t>ข้อ p1_l05_009: ขว้างวัตถุจากหน้าผาสูง 180 m ขึ้นไปในแนวมุม 30° กับแนวราบ วัตถุใช้เวลากี่วินาทีกว่าจะตกถึงพื้น (g = 10 m/s²)</w:t>
-      </w:r>
-    </w:p>
-    <w:p>
-      <w:pPr>
-        <w:pStyle w:val="ListBullet"/>
-        <w:ind w:left="720"/>
-      </w:pPr>
-      <w:r>
-        <w:t xml:space="preserve">    ก</w:t>
-      </w:r>
-    </w:p>
-    <w:p>
-      <w:pPr>
-        <w:pStyle w:val="ListBullet"/>
-        <w:ind w:left="720"/>
-      </w:pPr>
-      <w:r>
-        <w:t xml:space="preserve">    ข</w:t>
-      </w:r>
-    </w:p>
-    <w:p>
-      <w:pPr>
-        <w:pStyle w:val="ListBullet"/>
-        <w:ind w:left="720"/>
-      </w:pPr>
-      <w:r>
-        <w:t xml:space="preserve">    ค</w:t>
-      </w:r>
-    </w:p>
-    <w:p>
-      <w:pPr>
-        <w:pStyle w:val="ListBullet"/>
-        <w:ind w:left="720"/>
-      </w:pPr>
-      <w:r>
-        <w:t xml:space="preserve">    ง</w:t>
-      </w:r>
-    </w:p>
-    <w:p/>
-    <w:p>
-      <w:r>
-        <w:rPr>
-          <w:sz w:val="24"/>
-        </w:rPr>
-        <w:t>ข้อ p1_l05_010: ถ้าต้องการยิงวัตถุให้ได้ระยะไกลสุดในแนวราบบนพื้นราบ ควรยิงที่มุมเท่าใด (ไม่คิดแรงต้านอากาศ)</w:t>
-      </w:r>
-    </w:p>
-    <w:p>
-      <w:pPr>
-        <w:pStyle w:val="ListBullet"/>
-        <w:ind w:left="720"/>
-      </w:pPr>
-      <w:r>
-        <w:t xml:space="preserve">    ก</w:t>
-      </w:r>
-    </w:p>
-    <w:p>
-      <w:pPr>
-        <w:pStyle w:val="ListBullet"/>
-        <w:ind w:left="720"/>
-      </w:pPr>
-      <w:r>
-        <w:t xml:space="preserve">    ข</w:t>
-      </w:r>
-    </w:p>
-    <w:p>
-      <w:pPr>
-        <w:pStyle w:val="ListBullet"/>
-        <w:ind w:left="720"/>
-      </w:pPr>
-      <w:r>
-        <w:t xml:space="preserve">    ค</w:t>
-      </w:r>
-    </w:p>
-    <w:p>
-      <w:pPr>
-        <w:pStyle w:val="ListBullet"/>
-        <w:ind w:left="720"/>
-      </w:pPr>
-      <w:r>
-        <w:t xml:space="preserve">    ง</w:t>
-      </w:r>
-    </w:p>
-    <w:p/>
-    <w:p>
-      <w:r>
-        <w:rPr>
-          <w:sz w:val="24"/>
-        </w:rPr>
-        <w:t>ข้อ p1_l05_011: เครื่องบินบินในแนวราบด้วยความเร็ว 200 m/s ที่ความสูง 500 m ปล่อยลูกน้ำหนักลงพื้น ลูกน้ำหนักจะตกห่างจากจุดปล่อยกี่เมตร (g = 10 m/s²)</w:t>
-      </w:r>
-    </w:p>
-    <w:p>
-      <w:pPr>
-        <w:pStyle w:val="ListBullet"/>
-        <w:ind w:left="720"/>
-      </w:pPr>
-      <w:r>
-        <w:t xml:space="preserve">    ก</w:t>
-      </w:r>
-    </w:p>
-    <w:p>
-      <w:pPr>
-        <w:pStyle w:val="ListBullet"/>
-        <w:ind w:left="720"/>
-      </w:pPr>
-      <w:r>
-        <w:t xml:space="preserve">    ข</w:t>
-      </w:r>
-    </w:p>
-    <w:p>
-      <w:pPr>
-        <w:pStyle w:val="ListBullet"/>
-        <w:ind w:left="720"/>
-      </w:pPr>
-      <w:r>
-        <w:t xml:space="preserve">    ค</w:t>
-      </w:r>
-    </w:p>
-    <w:p>
-      <w:pPr>
-        <w:pStyle w:val="ListBullet"/>
-        <w:ind w:left="720"/>
-      </w:pPr>
-      <w:r>
-        <w:t xml:space="preserve">    ง</w:t>
-      </w:r>
-    </w:p>
-    <w:p/>
-    <w:p>
-      <w:r>
-        <w:rPr>
-          <w:sz w:val="24"/>
-        </w:rPr>
-        <w:t>ข้อ p1_l05_012: ในการเคลื่อนที่แบบโปรเจกไทล์ ถ้าไม่คิดแรงต้านอากาศ ข้อใดต่อไปนี้ถูกต้องเกี่ยวกับการเคลื่อนที่ในแนวราบ</w:t>
-      </w:r>
-    </w:p>
-    <w:p>
-      <w:pPr>
-        <w:pStyle w:val="ListBullet"/>
-        <w:ind w:left="720"/>
-      </w:pPr>
-      <w:r>
-        <w:t xml:space="preserve">    ก</w:t>
-      </w:r>
-    </w:p>
-    <w:p>
-      <w:pPr>
-        <w:pStyle w:val="ListBullet"/>
-        <w:ind w:left="720"/>
-      </w:pPr>
-      <w:r>
-        <w:t xml:space="preserve">    ข</w:t>
-      </w:r>
-    </w:p>
-    <w:p>
-      <w:pPr>
-        <w:pStyle w:val="ListBullet"/>
-        <w:ind w:left="720"/>
-      </w:pPr>
-      <w:r>
-        <w:t xml:space="preserve">    ค</w:t>
-      </w:r>
-    </w:p>
-    <w:p>
-      <w:pPr>
-        <w:pStyle w:val="ListBullet"/>
-        <w:ind w:left="720"/>
-      </w:pPr>
-      <w:r>
-        <w:t xml:space="preserve">    ง</w:t>
-      </w:r>
-    </w:p>
-    <w:p/>
-    <w:p>
-      <w:r>
-        <w:rPr>
-          <w:sz w:val="24"/>
-        </w:rPr>
-        <w:t>ข้อ p1_l05_013: ยิงลูกบอลขึ้นไปในแนวมุม 53° กับแนวราบด้วยความเร็ว 50 m/s (sin 53° = 0.8, cos 53° = 0.6) ความสูงสูงสุดเท่ากับ (g = 10 m/s²)</w:t>
-      </w:r>
-    </w:p>
-    <w:p>
-      <w:pPr>
-        <w:pStyle w:val="ListBullet"/>
-        <w:ind w:left="720"/>
-      </w:pPr>
-      <w:r>
-        <w:t xml:space="preserve">    ก</w:t>
-      </w:r>
-    </w:p>
-    <w:p>
-      <w:pPr>
-        <w:pStyle w:val="ListBullet"/>
-        <w:ind w:left="720"/>
-      </w:pPr>
-      <w:r>
-        <w:t xml:space="preserve">    ข</w:t>
-      </w:r>
-    </w:p>
-    <w:p>
-      <w:pPr>
-        <w:pStyle w:val="ListBullet"/>
-        <w:ind w:left="720"/>
-      </w:pPr>
-      <w:r>
-        <w:t xml:space="preserve">    ค</w:t>
-      </w:r>
-    </w:p>
-    <w:p>
-      <w:pPr>
-        <w:pStyle w:val="ListBullet"/>
-        <w:ind w:left="720"/>
-      </w:pPr>
-      <w:r>
-        <w:t xml:space="preserve">    ง</w:t>
-      </w:r>
-    </w:p>
-    <w:p/>
-    <w:p>
-      <w:r>
-        <w:rPr>
-          <w:sz w:val="24"/>
-        </w:rPr>
-        <w:t>ข้อ p1_l05_014: ยิงวัตถุที่มุม 30° กับแนวราบด้วยความเร็ว 30 m/s จากหน้าผาสูง 20 m (วัตถุตกต่ำกว่าจุดยิง 20 m) ระยะไกลสุดในแนวราบเท่ากับ (g = 10 m/s²)</w:t>
+        <w:t>6. ยิงวัตถุขึ้นไปในแนวมุม 30° กับแนวราบด้วยความเร็ว 60 m/s ความสูงสูงสุดที่วัตถุจะไปถึงเท่ากับ (g = 10 m/s²)</w:t>
       </w:r>
     </w:p>
     <w:p>
@@ -696,7 +316,327 @@
               <a:graphicData uri="http://schemas.openxmlformats.org/drawingml/2006/picture">
                 <pic:pic>
                   <pic:nvPicPr>
-                    <pic:cNvPr id="0" name="physics_img_q1_l05_014.png"/>
+                    <pic:cNvPr id="0" name="physics_img_5.png"/>
+                    <pic:cNvPicPr/>
+                  </pic:nvPicPr>
+                  <pic:blipFill>
+                    <a:blip r:embed="rId10"/>
+                    <a:stretch>
+                      <a:fillRect/>
+                    </a:stretch>
+                  </pic:blipFill>
+                  <pic:spPr>
+                    <a:xfrm>
+                      <a:off x="0" y="0"/>
+                      <a:ext cx="1828800" cy="1359877"/>
+                    </a:xfrm>
+                    <a:prstGeom prst="rect"/>
+                  </pic:spPr>
+                </pic:pic>
+              </a:graphicData>
+            </a:graphic>
+          </wp:inline>
+        </w:drawing>
+      </w:r>
+    </w:p>
+    <w:p/>
+    <w:p>
+      <w:pPr>
+        <w:ind w:left="720"/>
+      </w:pPr>
+      <w:r>
+        <w:t xml:space="preserve">    1. ก</w:t>
+      </w:r>
+    </w:p>
+    <w:p>
+      <w:pPr>
+        <w:ind w:left="720"/>
+      </w:pPr>
+      <w:r>
+        <w:t xml:space="preserve">    2. ข</w:t>
+      </w:r>
+    </w:p>
+    <w:p>
+      <w:pPr>
+        <w:ind w:left="720"/>
+      </w:pPr>
+      <w:r>
+        <w:t xml:space="preserve">    3. ค</w:t>
+      </w:r>
+    </w:p>
+    <w:p>
+      <w:pPr>
+        <w:ind w:left="720"/>
+      </w:pPr>
+      <w:r>
+        <w:t xml:space="preserve">    4. ง</w:t>
+      </w:r>
+    </w:p>
+    <w:p/>
+    <w:p>
+      <w:r>
+        <w:rPr>
+          <w:sz w:val="24"/>
+        </w:rPr>
+        <w:t>7. ยิงวัตถุในแนวมุม 45° กับแนวราบด้วยความเร็ว 40 m/s ระยะไกลสุดในแนวราบเท่ากับ (g = 10 m/s²)</w:t>
+      </w:r>
+    </w:p>
+    <w:p>
+      <w:pPr>
+        <w:ind w:left="720"/>
+      </w:pPr>
+      <w:r>
+        <w:t xml:space="preserve">    1. ก</w:t>
+      </w:r>
+    </w:p>
+    <w:p>
+      <w:pPr>
+        <w:ind w:left="720"/>
+      </w:pPr>
+      <w:r>
+        <w:t xml:space="preserve">    2. ข</w:t>
+      </w:r>
+    </w:p>
+    <w:p>
+      <w:pPr>
+        <w:ind w:left="720"/>
+      </w:pPr>
+      <w:r>
+        <w:t xml:space="preserve">    3. ค</w:t>
+      </w:r>
+    </w:p>
+    <w:p>
+      <w:pPr>
+        <w:ind w:left="720"/>
+      </w:pPr>
+      <w:r>
+        <w:t xml:space="preserve">    4. ง</w:t>
+      </w:r>
+    </w:p>
+    <w:p/>
+    <w:p>
+      <w:r>
+        <w:rPr>
+          <w:sz w:val="24"/>
+        </w:rPr>
+        <w:t>8. วัตถุถูกขว้างในแนวมุม 37° กับแนวราบด้วยความเร็ว 50 m/s ขนาดของความเร็วลัพธ์เมื่อวัตถุอยู่ที่จุดสูงสุดเท่ากับ (g = 10 m/s², sin 37° = 0.6, cos 37° = 0.8)</w:t>
+      </w:r>
+    </w:p>
+    <w:p>
+      <w:r>
+        <w:drawing>
+          <wp:inline xmlns:a="http://schemas.openxmlformats.org/drawingml/2006/main" xmlns:pic="http://schemas.openxmlformats.org/drawingml/2006/picture">
+            <wp:extent cx="1828800" cy="1359877"/>
+            <wp:docPr id="4" name="Picture 4"/>
+            <wp:cNvGraphicFramePr>
+              <a:graphicFrameLocks noChangeAspect="1"/>
+            </wp:cNvGraphicFramePr>
+            <a:graphic>
+              <a:graphicData uri="http://schemas.openxmlformats.org/drawingml/2006/picture">
+                <pic:pic>
+                  <pic:nvPicPr>
+                    <pic:cNvPr id="0" name="physics_img_5.png"/>
+                    <pic:cNvPicPr/>
+                  </pic:nvPicPr>
+                  <pic:blipFill>
+                    <a:blip r:embed="rId10"/>
+                    <a:stretch>
+                      <a:fillRect/>
+                    </a:stretch>
+                  </pic:blipFill>
+                  <pic:spPr>
+                    <a:xfrm>
+                      <a:off x="0" y="0"/>
+                      <a:ext cx="1828800" cy="1359877"/>
+                    </a:xfrm>
+                    <a:prstGeom prst="rect"/>
+                  </pic:spPr>
+                </pic:pic>
+              </a:graphicData>
+            </a:graphic>
+          </wp:inline>
+        </w:drawing>
+      </w:r>
+    </w:p>
+    <w:p/>
+    <w:p>
+      <w:pPr>
+        <w:ind w:left="720"/>
+      </w:pPr>
+      <w:r>
+        <w:t xml:space="preserve">    1. ก</w:t>
+      </w:r>
+    </w:p>
+    <w:p>
+      <w:pPr>
+        <w:ind w:left="720"/>
+      </w:pPr>
+      <w:r>
+        <w:t xml:space="preserve">    2. ข</w:t>
+      </w:r>
+    </w:p>
+    <w:p>
+      <w:pPr>
+        <w:ind w:left="720"/>
+      </w:pPr>
+      <w:r>
+        <w:t xml:space="preserve">    3. ค</w:t>
+      </w:r>
+    </w:p>
+    <w:p>
+      <w:pPr>
+        <w:ind w:left="720"/>
+      </w:pPr>
+      <w:r>
+        <w:t xml:space="preserve">    4. ง</w:t>
+      </w:r>
+    </w:p>
+    <w:p/>
+    <w:p>
+      <w:r>
+        <w:rPr>
+          <w:sz w:val="24"/>
+        </w:rPr>
+        <w:t>9. ขว้างวัตถุจากหน้าผาสูง 180 m ขึ้นไปในแนวมุม 30° กับแนวราบ วัตถุใช้เวลากี่วินาทีกว่าจะตกถึงพื้น (g = 10 m/s²)</w:t>
+      </w:r>
+    </w:p>
+    <w:p>
+      <w:pPr>
+        <w:ind w:left="720"/>
+      </w:pPr>
+      <w:r>
+        <w:t xml:space="preserve">    1. ก</w:t>
+      </w:r>
+    </w:p>
+    <w:p>
+      <w:pPr>
+        <w:ind w:left="720"/>
+      </w:pPr>
+      <w:r>
+        <w:t xml:space="preserve">    2. ข</w:t>
+      </w:r>
+    </w:p>
+    <w:p>
+      <w:pPr>
+        <w:ind w:left="720"/>
+      </w:pPr>
+      <w:r>
+        <w:t xml:space="preserve">    3. ค</w:t>
+      </w:r>
+    </w:p>
+    <w:p>
+      <w:pPr>
+        <w:ind w:left="720"/>
+      </w:pPr>
+      <w:r>
+        <w:t xml:space="preserve">    4. ง</w:t>
+      </w:r>
+    </w:p>
+    <w:p/>
+    <w:p>
+      <w:r>
+        <w:rPr>
+          <w:sz w:val="24"/>
+        </w:rPr>
+        <w:t>10. ถ้าต้องการยิงวัตถุให้ได้ระยะไกลสุดในแนวราบบนพื้นราบ ควรยิงที่มุมเท่าใด (ไม่คิดแรงต้านอากาศ)</w:t>
+      </w:r>
+    </w:p>
+    <w:p>
+      <w:pPr>
+        <w:ind w:left="720"/>
+      </w:pPr>
+      <w:r>
+        <w:t xml:space="preserve">    1. ก</w:t>
+      </w:r>
+    </w:p>
+    <w:p>
+      <w:pPr>
+        <w:ind w:left="720"/>
+      </w:pPr>
+      <w:r>
+        <w:t xml:space="preserve">    2. ข</w:t>
+      </w:r>
+    </w:p>
+    <w:p>
+      <w:pPr>
+        <w:ind w:left="720"/>
+      </w:pPr>
+      <w:r>
+        <w:t xml:space="preserve">    3. ค</w:t>
+      </w:r>
+    </w:p>
+    <w:p>
+      <w:pPr>
+        <w:ind w:left="720"/>
+      </w:pPr>
+      <w:r>
+        <w:t xml:space="preserve">    4. ง</w:t>
+      </w:r>
+    </w:p>
+    <w:p/>
+    <w:p>
+      <w:r>
+        <w:rPr>
+          <w:sz w:val="24"/>
+        </w:rPr>
+        <w:t>11. เครื่องบินบินในแนวราบด้วยความเร็ว 200 m/s ที่ความสูง 500 m ปล่อยลูกน้ำหนักลงพื้น ลูกน้ำหนักจะตกห่างจากจุดปล่อยกี่เมตร (g = 10 m/s²)</w:t>
+      </w:r>
+    </w:p>
+    <w:p>
+      <w:pPr>
+        <w:ind w:left="720"/>
+      </w:pPr>
+      <w:r>
+        <w:t xml:space="preserve">    1. ก</w:t>
+      </w:r>
+    </w:p>
+    <w:p>
+      <w:pPr>
+        <w:ind w:left="720"/>
+      </w:pPr>
+      <w:r>
+        <w:t xml:space="preserve">    2. ข</w:t>
+      </w:r>
+    </w:p>
+    <w:p>
+      <w:pPr>
+        <w:ind w:left="720"/>
+      </w:pPr>
+      <w:r>
+        <w:t xml:space="preserve">    3. ค</w:t>
+      </w:r>
+    </w:p>
+    <w:p>
+      <w:pPr>
+        <w:ind w:left="720"/>
+      </w:pPr>
+      <w:r>
+        <w:t xml:space="preserve">    4. ง</w:t>
+      </w:r>
+    </w:p>
+    <w:p/>
+    <w:p>
+      <w:r>
+        <w:rPr>
+          <w:sz w:val="24"/>
+        </w:rPr>
+        <w:t>12. ในการเคลื่อนที่แบบโปรเจกไทล์ ถ้าไม่คิดแรงต้านอากาศ ข้อใดต่อไปนี้ถูกต้องเกี่ยวกับการเคลื่อนที่ในแนวราบ</w:t>
+      </w:r>
+    </w:p>
+    <w:p>
+      <w:r>
+        <w:drawing>
+          <wp:inline xmlns:a="http://schemas.openxmlformats.org/drawingml/2006/main" xmlns:pic="http://schemas.openxmlformats.org/drawingml/2006/picture">
+            <wp:extent cx="1828800" cy="1359877"/>
+            <wp:docPr id="5" name="Picture 5"/>
+            <wp:cNvGraphicFramePr>
+              <a:graphicFrameLocks noChangeAspect="1"/>
+            </wp:cNvGraphicFramePr>
+            <a:graphic>
+              <a:graphicData uri="http://schemas.openxmlformats.org/drawingml/2006/picture">
+                <pic:pic>
+                  <pic:nvPicPr>
+                    <pic:cNvPr id="0" name="physics_img_12.png"/>
                     <pic:cNvPicPr/>
                   </pic:nvPicPr>
                   <pic:blipFill>
@@ -722,38 +662,34 @@
     <w:p/>
     <w:p>
       <w:pPr>
-        <w:pStyle w:val="ListBullet"/>
         <w:ind w:left="720"/>
       </w:pPr>
       <w:r>
-        <w:t xml:space="preserve">    ก</w:t>
+        <w:t xml:space="preserve">    1. ก</w:t>
       </w:r>
     </w:p>
     <w:p>
       <w:pPr>
-        <w:pStyle w:val="ListBullet"/>
         <w:ind w:left="720"/>
       </w:pPr>
       <w:r>
-        <w:t xml:space="preserve">    ข</w:t>
+        <w:t xml:space="preserve">    2. ข</w:t>
       </w:r>
     </w:p>
     <w:p>
       <w:pPr>
-        <w:pStyle w:val="ListBullet"/>
         <w:ind w:left="720"/>
       </w:pPr>
       <w:r>
-        <w:t xml:space="preserve">    ค</w:t>
+        <w:t xml:space="preserve">    3. ค</w:t>
       </w:r>
     </w:p>
     <w:p>
       <w:pPr>
-        <w:pStyle w:val="ListBullet"/>
         <w:ind w:left="720"/>
       </w:pPr>
       <w:r>
-        <w:t xml:space="preserve">    ง</w:t>
+        <w:t xml:space="preserve">    4. ง</w:t>
       </w:r>
     </w:p>
     <w:p/>
@@ -762,7 +698,171 @@
         <w:rPr>
           <w:sz w:val="24"/>
         </w:rPr>
-        <w:t>ข้อ p1_l05_015: ยิงวัตถุด้วยความเร็วคงที่ v₀ ที่มุม θ และ (90° - θ) สองมุมนี้ให้ระยะไกลเท่ากันเมื่อ</w:t>
+        <w:t>13. ยิงลูกบอลขึ้นไปในแนวมุม 53° กับแนวราบด้วยความเร็ว 50 m/s (sin 53° = 0.8, cos 53° = 0.6) ความสูงสูงสุดเท่ากับ (g = 10 m/s²)</w:t>
+      </w:r>
+    </w:p>
+    <w:p>
+      <w:pPr>
+        <w:ind w:left="720"/>
+      </w:pPr>
+      <w:r>
+        <w:t xml:space="preserve">    1. ก</w:t>
+      </w:r>
+    </w:p>
+    <w:p>
+      <w:pPr>
+        <w:ind w:left="720"/>
+      </w:pPr>
+      <w:r>
+        <w:t xml:space="preserve">    2. ข</w:t>
+      </w:r>
+    </w:p>
+    <w:p>
+      <w:pPr>
+        <w:ind w:left="720"/>
+      </w:pPr>
+      <w:r>
+        <w:t xml:space="preserve">    3. ค</w:t>
+      </w:r>
+    </w:p>
+    <w:p>
+      <w:pPr>
+        <w:ind w:left="720"/>
+      </w:pPr>
+      <w:r>
+        <w:t xml:space="preserve">    4. ง</w:t>
+      </w:r>
+    </w:p>
+    <w:p/>
+    <w:p>
+      <w:r>
+        <w:rPr>
+          <w:sz w:val="24"/>
+        </w:rPr>
+        <w:t>14. ยิงวัตถุที่มุม 30° กับแนวราบด้วยความเร็ว 30 m/s จากหน้าผาสูง 20 m (วัตถุตกต่ำกว่าจุดยิง 20 m) ระยะไกลสุดในแนวราบเท่ากับ (g = 10 m/s²)</w:t>
+      </w:r>
+    </w:p>
+    <w:p>
+      <w:pPr>
+        <w:ind w:left="720"/>
+      </w:pPr>
+      <w:r>
+        <w:t xml:space="preserve">    1. ก</w:t>
+      </w:r>
+    </w:p>
+    <w:p>
+      <w:pPr>
+        <w:ind w:left="720"/>
+      </w:pPr>
+      <w:r>
+        <w:t xml:space="preserve">    2. ข</w:t>
+      </w:r>
+    </w:p>
+    <w:p>
+      <w:pPr>
+        <w:ind w:left="720"/>
+      </w:pPr>
+      <w:r>
+        <w:t xml:space="preserve">    3. ค</w:t>
+      </w:r>
+    </w:p>
+    <w:p>
+      <w:pPr>
+        <w:ind w:left="720"/>
+      </w:pPr>
+      <w:r>
+        <w:t xml:space="preserve">    4. ง</w:t>
+      </w:r>
+    </w:p>
+    <w:p/>
+    <w:p>
+      <w:r>
+        <w:rPr>
+          <w:sz w:val="24"/>
+        </w:rPr>
+        <w:t>15. ยิงวัตถุด้วยความเร็วคงที่ v₀ ที่มุม θ และ (90° - θ) สองมุมนี้ให้ระยะไกลเท่ากันเมื่อ</w:t>
+      </w:r>
+    </w:p>
+    <w:p>
+      <w:pPr>
+        <w:ind w:left="720"/>
+      </w:pPr>
+      <w:r>
+        <w:t xml:space="preserve">    1. ก</w:t>
+      </w:r>
+    </w:p>
+    <w:p>
+      <w:pPr>
+        <w:ind w:left="720"/>
+      </w:pPr>
+      <w:r>
+        <w:t xml:space="preserve">    2. ข</w:t>
+      </w:r>
+    </w:p>
+    <w:p>
+      <w:pPr>
+        <w:ind w:left="720"/>
+      </w:pPr>
+      <w:r>
+        <w:t xml:space="preserve">    3. ค</w:t>
+      </w:r>
+    </w:p>
+    <w:p>
+      <w:pPr>
+        <w:ind w:left="720"/>
+      </w:pPr>
+      <w:r>
+        <w:t xml:space="preserve">    4. ง</w:t>
+      </w:r>
+    </w:p>
+    <w:p/>
+    <w:p>
+      <w:r>
+        <w:rPr>
+          <w:sz w:val="24"/>
+        </w:rPr>
+        <w:t>16. ขว้างวัตถุในแนวมุม 45° กับแนวราบด้วยความเร็ว 20√2 m/s วัตถุมีขนาดความเร็วเมื่อถึงพื้นเท่ากับ (g = 10 m/s²)</w:t>
+      </w:r>
+    </w:p>
+    <w:p>
+      <w:pPr>
+        <w:ind w:left="720"/>
+      </w:pPr>
+      <w:r>
+        <w:t xml:space="preserve">    1. ก</w:t>
+      </w:r>
+    </w:p>
+    <w:p>
+      <w:pPr>
+        <w:ind w:left="720"/>
+      </w:pPr>
+      <w:r>
+        <w:t xml:space="preserve">    2. ข</w:t>
+      </w:r>
+    </w:p>
+    <w:p>
+      <w:pPr>
+        <w:ind w:left="720"/>
+      </w:pPr>
+      <w:r>
+        <w:t xml:space="preserve">    3. ค</w:t>
+      </w:r>
+    </w:p>
+    <w:p>
+      <w:pPr>
+        <w:ind w:left="720"/>
+      </w:pPr>
+      <w:r>
+        <w:t xml:space="preserve">    4. ง</w:t>
+      </w:r>
+    </w:p>
+    <w:p/>
+    <w:p>
+      <w:r>
+        <w:rPr>
+          <w:sz w:val="24"/>
+        </w:rPr>
+        <w:t>17. ในการเคลื่อนที่แบบโปรเจกไทล์ ณ ตำแหน่งสูงสุดของวิถี ความเร็วของวัตถุมีค่าเท่าใด</w:t>
       </w:r>
     </w:p>
     <w:p>
@@ -770,7 +870,7 @@
         <w:drawing>
           <wp:inline xmlns:a="http://schemas.openxmlformats.org/drawingml/2006/main" xmlns:pic="http://schemas.openxmlformats.org/drawingml/2006/picture">
             <wp:extent cx="1828800" cy="1359877"/>
-            <wp:docPr id="4" name="Picture 4"/>
+            <wp:docPr id="6" name="Picture 6"/>
             <wp:cNvGraphicFramePr>
               <a:graphicFrameLocks noChangeAspect="1"/>
             </wp:cNvGraphicFramePr>
@@ -778,11 +878,11 @@
               <a:graphicData uri="http://schemas.openxmlformats.org/drawingml/2006/picture">
                 <pic:pic>
                   <pic:nvPicPr>
-                    <pic:cNvPr id="0" name="physics_img_q1_l05_015.png"/>
+                    <pic:cNvPr id="0" name="physics_img_12.png"/>
                     <pic:cNvPicPr/>
                   </pic:nvPicPr>
                   <pic:blipFill>
-                    <a:blip r:embed="rId12"/>
+                    <a:blip r:embed="rId11"/>
                     <a:stretch>
                       <a:fillRect/>
                     </a:stretch>
@@ -804,38 +904,34 @@
     <w:p/>
     <w:p>
       <w:pPr>
-        <w:pStyle w:val="ListBullet"/>
         <w:ind w:left="720"/>
       </w:pPr>
       <w:r>
-        <w:t xml:space="preserve">    ก</w:t>
+        <w:t xml:space="preserve">    1. ก</w:t>
       </w:r>
     </w:p>
     <w:p>
       <w:pPr>
-        <w:pStyle w:val="ListBullet"/>
         <w:ind w:left="720"/>
       </w:pPr>
       <w:r>
-        <w:t xml:space="preserve">    ข</w:t>
+        <w:t xml:space="preserve">    2. ข</w:t>
       </w:r>
     </w:p>
     <w:p>
       <w:pPr>
-        <w:pStyle w:val="ListBullet"/>
         <w:ind w:left="720"/>
       </w:pPr>
       <w:r>
-        <w:t xml:space="preserve">    ค</w:t>
+        <w:t xml:space="preserve">    3. ค</w:t>
       </w:r>
     </w:p>
     <w:p>
       <w:pPr>
-        <w:pStyle w:val="ListBullet"/>
         <w:ind w:left="720"/>
       </w:pPr>
       <w:r>
-        <w:t xml:space="preserve">    ง</w:t>
+        <w:t xml:space="preserve">    4. ง</w:t>
       </w:r>
     </w:p>
     <w:p/>
@@ -844,52 +940,7 @@
         <w:rPr>
           <w:sz w:val="24"/>
         </w:rPr>
-        <w:t>ข้อ p1_l05_016: ขว้างวัตถุในแนวมุม 45° กับแนวราบด้วยความเร็ว 20√2 m/s วัตถุมีขนาดความเร็วเมื่อถึงพื้นเท่ากับ (g = 10 m/s²)</w:t>
-      </w:r>
-    </w:p>
-    <w:p>
-      <w:pPr>
-        <w:pStyle w:val="ListBullet"/>
-        <w:ind w:left="720"/>
-      </w:pPr>
-      <w:r>
-        <w:t xml:space="preserve">    ก</w:t>
-      </w:r>
-    </w:p>
-    <w:p>
-      <w:pPr>
-        <w:pStyle w:val="ListBullet"/>
-        <w:ind w:left="720"/>
-      </w:pPr>
-      <w:r>
-        <w:t xml:space="preserve">    ข</w:t>
-      </w:r>
-    </w:p>
-    <w:p>
-      <w:pPr>
-        <w:pStyle w:val="ListBullet"/>
-        <w:ind w:left="720"/>
-      </w:pPr>
-      <w:r>
-        <w:t xml:space="preserve">    ค</w:t>
-      </w:r>
-    </w:p>
-    <w:p>
-      <w:pPr>
-        <w:pStyle w:val="ListBullet"/>
-        <w:ind w:left="720"/>
-      </w:pPr>
-      <w:r>
-        <w:t xml:space="preserve">    ง</w:t>
-      </w:r>
-    </w:p>
-    <w:p/>
-    <w:p>
-      <w:r>
-        <w:rPr>
-          <w:sz w:val="24"/>
-        </w:rPr>
-        <w:t>ข้อ p1_l05_017: ในการเคลื่อนที่แบบโปรเจกไทล์ ณ ตำแหน่งสูงสุดของวิถี ความเร็วของวัตถุมีค่าเท่าใด</w:t>
+        <w:t>18. ในการเคลื่อนที่แบบโปรเจกไทล์ ความเร่งของวัตถุมีค่าเท่าใด (ไม่คิดแรงต้านอากาศ)</w:t>
       </w:r>
     </w:p>
     <w:p>
@@ -897,7 +948,7 @@
         <w:drawing>
           <wp:inline xmlns:a="http://schemas.openxmlformats.org/drawingml/2006/main" xmlns:pic="http://schemas.openxmlformats.org/drawingml/2006/picture">
             <wp:extent cx="1828800" cy="1359877"/>
-            <wp:docPr id="5" name="Picture 5"/>
+            <wp:docPr id="7" name="Picture 7"/>
             <wp:cNvGraphicFramePr>
               <a:graphicFrameLocks noChangeAspect="1"/>
             </wp:cNvGraphicFramePr>
@@ -905,89 +956,7 @@
               <a:graphicData uri="http://schemas.openxmlformats.org/drawingml/2006/picture">
                 <pic:pic>
                   <pic:nvPicPr>
-                    <pic:cNvPr id="0" name="physics_img_q1_l05_015.png"/>
-                    <pic:cNvPicPr/>
-                  </pic:nvPicPr>
-                  <pic:blipFill>
-                    <a:blip r:embed="rId12"/>
-                    <a:stretch>
-                      <a:fillRect/>
-                    </a:stretch>
-                  </pic:blipFill>
-                  <pic:spPr>
-                    <a:xfrm>
-                      <a:off x="0" y="0"/>
-                      <a:ext cx="1828800" cy="1359877"/>
-                    </a:xfrm>
-                    <a:prstGeom prst="rect"/>
-                  </pic:spPr>
-                </pic:pic>
-              </a:graphicData>
-            </a:graphic>
-          </wp:inline>
-        </w:drawing>
-      </w:r>
-    </w:p>
-    <w:p/>
-    <w:p>
-      <w:pPr>
-        <w:pStyle w:val="ListBullet"/>
-        <w:ind w:left="720"/>
-      </w:pPr>
-      <w:r>
-        <w:t xml:space="preserve">    ก</w:t>
-      </w:r>
-    </w:p>
-    <w:p>
-      <w:pPr>
-        <w:pStyle w:val="ListBullet"/>
-        <w:ind w:left="720"/>
-      </w:pPr>
-      <w:r>
-        <w:t xml:space="preserve">    ข</w:t>
-      </w:r>
-    </w:p>
-    <w:p>
-      <w:pPr>
-        <w:pStyle w:val="ListBullet"/>
-        <w:ind w:left="720"/>
-      </w:pPr>
-      <w:r>
-        <w:t xml:space="preserve">    ค</w:t>
-      </w:r>
-    </w:p>
-    <w:p>
-      <w:pPr>
-        <w:pStyle w:val="ListBullet"/>
-        <w:ind w:left="720"/>
-      </w:pPr>
-      <w:r>
-        <w:t xml:space="preserve">    ง</w:t>
-      </w:r>
-    </w:p>
-    <w:p/>
-    <w:p>
-      <w:r>
-        <w:rPr>
-          <w:sz w:val="24"/>
-        </w:rPr>
-        <w:t>ข้อ p1_l05_018: ในการเคลื่อนที่แบบโปรเจกไทล์ ความเร่งของวัตถุมีค่าเท่าใด (ไม่คิดแรงต้านอากาศ)</w:t>
-      </w:r>
-    </w:p>
-    <w:p>
-      <w:r>
-        <w:drawing>
-          <wp:inline xmlns:a="http://schemas.openxmlformats.org/drawingml/2006/main" xmlns:pic="http://schemas.openxmlformats.org/drawingml/2006/picture">
-            <wp:extent cx="1828800" cy="1359877"/>
-            <wp:docPr id="6" name="Picture 6"/>
-            <wp:cNvGraphicFramePr>
-              <a:graphicFrameLocks noChangeAspect="1"/>
-            </wp:cNvGraphicFramePr>
-            <a:graphic>
-              <a:graphicData uri="http://schemas.openxmlformats.org/drawingml/2006/picture">
-                <pic:pic>
-                  <pic:nvPicPr>
-                    <pic:cNvPr id="0" name="physics_img_q1_l05_005.png"/>
+                    <pic:cNvPr id="0" name="physics_img_5.png"/>
                     <pic:cNvPicPr/>
                   </pic:nvPicPr>
                   <pic:blipFill>
@@ -1013,38 +982,34 @@
     <w:p/>
     <w:p>
       <w:pPr>
-        <w:pStyle w:val="ListBullet"/>
         <w:ind w:left="720"/>
       </w:pPr>
       <w:r>
-        <w:t xml:space="preserve">    ก</w:t>
+        <w:t xml:space="preserve">    1. ก</w:t>
       </w:r>
     </w:p>
     <w:p>
       <w:pPr>
-        <w:pStyle w:val="ListBullet"/>
         <w:ind w:left="720"/>
       </w:pPr>
       <w:r>
-        <w:t xml:space="preserve">    ข</w:t>
+        <w:t xml:space="preserve">    2. ข</w:t>
       </w:r>
     </w:p>
     <w:p>
       <w:pPr>
-        <w:pStyle w:val="ListBullet"/>
         <w:ind w:left="720"/>
       </w:pPr>
       <w:r>
-        <w:t xml:space="preserve">    ค</w:t>
+        <w:t xml:space="preserve">    3. ค</w:t>
       </w:r>
     </w:p>
     <w:p>
       <w:pPr>
-        <w:pStyle w:val="ListBullet"/>
         <w:ind w:left="720"/>
       </w:pPr>
       <w:r>
-        <w:t xml:space="preserve">    ง</w:t>
+        <w:t xml:space="preserve">    4. ง</w:t>
       </w:r>
     </w:p>
     <w:p/>
@@ -1053,43 +1018,39 @@
         <w:rPr>
           <w:sz w:val="24"/>
         </w:rPr>
-        <w:t>ข้อ p1_l05_019: นักกีฬาขว้างจักรยานอนในแนวมุม 45° ได้ระยะไกล 80 m ถ้าต้องการให้ได้ระยะไกล 100 m โดยยิงที่มุมเดิม ต้องเพิ่มความเร็วเริ่มต้นกี่เท่า</w:t>
+        <w:t>19. นักกีฬาขว้างจักรยานอนในแนวมุม 45° ได้ระยะไกล 80 m ถ้าต้องการให้ได้ระยะไกล 100 m โดยยิงที่มุมเดิม ต้องเพิ่มความเร็วเริ่มต้นกี่เท่า</w:t>
       </w:r>
     </w:p>
     <w:p>
       <w:pPr>
-        <w:pStyle w:val="ListBullet"/>
         <w:ind w:left="720"/>
       </w:pPr>
       <w:r>
-        <w:t xml:space="preserve">    ก</w:t>
+        <w:t xml:space="preserve">    1. ก</w:t>
       </w:r>
     </w:p>
     <w:p>
       <w:pPr>
-        <w:pStyle w:val="ListBullet"/>
         <w:ind w:left="720"/>
       </w:pPr>
       <w:r>
-        <w:t xml:space="preserve">    ข</w:t>
+        <w:t xml:space="preserve">    2. ข</w:t>
       </w:r>
     </w:p>
     <w:p>
       <w:pPr>
-        <w:pStyle w:val="ListBullet"/>
         <w:ind w:left="720"/>
       </w:pPr>
       <w:r>
-        <w:t xml:space="preserve">    ค</w:t>
+        <w:t xml:space="preserve">    3. ค</w:t>
       </w:r>
     </w:p>
     <w:p>
       <w:pPr>
-        <w:pStyle w:val="ListBullet"/>
         <w:ind w:left="720"/>
       </w:pPr>
       <w:r>
-        <w:t xml:space="preserve">    ง</w:t>
+        <w:t xml:space="preserve">    4. ง</w:t>
       </w:r>
     </w:p>
     <w:p/>
@@ -1098,52 +1059,7 @@
         <w:rPr>
           <w:sz w:val="24"/>
         </w:rPr>
-        <w:t>ข้อ p1_l05_020: ยิงวัตถุในแนวมุม 53° ด้วยความเร็ว 50 m/s จากหน้าผาสูง 80 m (sin 53° = 0.8, cos 53° = 0.6) วัตถุอยู่สูงจากหน้าผากี่เมตรเมื่อถึงจุดสูงสุด (g = 10 m/s²)</w:t>
-      </w:r>
-    </w:p>
-    <w:p>
-      <w:pPr>
-        <w:pStyle w:val="ListBullet"/>
-        <w:ind w:left="720"/>
-      </w:pPr>
-      <w:r>
-        <w:t xml:space="preserve">    ก</w:t>
-      </w:r>
-    </w:p>
-    <w:p>
-      <w:pPr>
-        <w:pStyle w:val="ListBullet"/>
-        <w:ind w:left="720"/>
-      </w:pPr>
-      <w:r>
-        <w:t xml:space="preserve">    ข</w:t>
-      </w:r>
-    </w:p>
-    <w:p>
-      <w:pPr>
-        <w:pStyle w:val="ListBullet"/>
-        <w:ind w:left="720"/>
-      </w:pPr>
-      <w:r>
-        <w:t xml:space="preserve">    ค</w:t>
-      </w:r>
-    </w:p>
-    <w:p>
-      <w:pPr>
-        <w:pStyle w:val="ListBullet"/>
-        <w:ind w:left="720"/>
-      </w:pPr>
-      <w:r>
-        <w:t xml:space="preserve">    ง</w:t>
-      </w:r>
-    </w:p>
-    <w:p/>
-    <w:p>
-      <w:r>
-        <w:rPr>
-          <w:sz w:val="24"/>
-        </w:rPr>
-        <w:t>ข้อ p1_l05_021: วัตถุถูกปล่อยจากที่สูง h พร้อมกับวัตถุถูกขว้างในแนวราบจากที่สูงเดียวกัน วัตถุใดจะถึงพื้นก่อน (ไม่คิดแรงต้านอากาศ)</w:t>
+        <w:t>20. ยิงวัตถุในแนวมุม 53° ด้วยความเร็ว 50 m/s จากหน้าผาสูง 80 m (sin 53° = 0.8, cos 53° = 0.6) วัตถุอยู่สูงจากหน้าผากี่เมตรเมื่อถึงจุดสูงสุด (g = 10 m/s²)</w:t>
       </w:r>
     </w:p>
     <w:p>
@@ -1151,7 +1067,7 @@
         <w:drawing>
           <wp:inline xmlns:a="http://schemas.openxmlformats.org/drawingml/2006/main" xmlns:pic="http://schemas.openxmlformats.org/drawingml/2006/picture">
             <wp:extent cx="1828800" cy="1359877"/>
-            <wp:docPr id="7" name="Picture 7"/>
+            <wp:docPr id="8" name="Picture 8"/>
             <wp:cNvGraphicFramePr>
               <a:graphicFrameLocks noChangeAspect="1"/>
             </wp:cNvGraphicFramePr>
@@ -1159,11 +1075,11 @@
               <a:graphicData uri="http://schemas.openxmlformats.org/drawingml/2006/picture">
                 <pic:pic>
                   <pic:nvPicPr>
-                    <pic:cNvPr id="0" name="physics_img_q1_l05_015.png"/>
+                    <pic:cNvPr id="0" name="physics_img_5.png"/>
                     <pic:cNvPicPr/>
                   </pic:nvPicPr>
                   <pic:blipFill>
-                    <a:blip r:embed="rId12"/>
+                    <a:blip r:embed="rId10"/>
                     <a:stretch>
                       <a:fillRect/>
                     </a:stretch>
@@ -1185,38 +1101,34 @@
     <w:p/>
     <w:p>
       <w:pPr>
-        <w:pStyle w:val="ListBullet"/>
         <w:ind w:left="720"/>
       </w:pPr>
       <w:r>
-        <w:t xml:space="preserve">    ก</w:t>
+        <w:t xml:space="preserve">    1. ก</w:t>
       </w:r>
     </w:p>
     <w:p>
       <w:pPr>
-        <w:pStyle w:val="ListBullet"/>
         <w:ind w:left="720"/>
       </w:pPr>
       <w:r>
-        <w:t xml:space="preserve">    ข</w:t>
+        <w:t xml:space="preserve">    2. ข</w:t>
       </w:r>
     </w:p>
     <w:p>
       <w:pPr>
-        <w:pStyle w:val="ListBullet"/>
         <w:ind w:left="720"/>
       </w:pPr>
       <w:r>
-        <w:t xml:space="preserve">    ค</w:t>
+        <w:t xml:space="preserve">    3. ค</w:t>
       </w:r>
     </w:p>
     <w:p>
       <w:pPr>
-        <w:pStyle w:val="ListBullet"/>
         <w:ind w:left="720"/>
       </w:pPr>
       <w:r>
-        <w:t xml:space="preserve">    ง</w:t>
+        <w:t xml:space="preserve">    4. ง</w:t>
       </w:r>
     </w:p>
     <w:p/>
@@ -1225,43 +1137,76 @@
         <w:rPr>
           <w:sz w:val="24"/>
         </w:rPr>
-        <w:t>ข้อ p1_l05_022: ยิงวัตถุในแนวมุม 60° กับแนวราบด้วยความเร็ว 40 m/s ความเร็วของวัตถุเมื่อผ่านจุดที่อยู่สูงจากพื้นเท่ากับจุดเริ่มต้น (กลับมาที่ระดับเดิม) มีค่าเท่าใด (g = 10 m/s²)</w:t>
+        <w:t>21. วัตถุถูกปล่อยจากที่สูง h พร้อมกับวัตถุถูกขว้างในแนวราบจากที่สูงเดียวกัน วัตถุใดจะถึงพื้นก่อน (ไม่คิดแรงต้านอากาศ)</w:t>
+      </w:r>
+    </w:p>
+    <w:p>
+      <w:r>
+        <w:drawing>
+          <wp:inline xmlns:a="http://schemas.openxmlformats.org/drawingml/2006/main" xmlns:pic="http://schemas.openxmlformats.org/drawingml/2006/picture">
+            <wp:extent cx="1828800" cy="1359877"/>
+            <wp:docPr id="9" name="Picture 9"/>
+            <wp:cNvGraphicFramePr>
+              <a:graphicFrameLocks noChangeAspect="1"/>
+            </wp:cNvGraphicFramePr>
+            <a:graphic>
+              <a:graphicData uri="http://schemas.openxmlformats.org/drawingml/2006/picture">
+                <pic:pic>
+                  <pic:nvPicPr>
+                    <pic:cNvPr id="0" name="physics_img_12.png"/>
+                    <pic:cNvPicPr/>
+                  </pic:nvPicPr>
+                  <pic:blipFill>
+                    <a:blip r:embed="rId11"/>
+                    <a:stretch>
+                      <a:fillRect/>
+                    </a:stretch>
+                  </pic:blipFill>
+                  <pic:spPr>
+                    <a:xfrm>
+                      <a:off x="0" y="0"/>
+                      <a:ext cx="1828800" cy="1359877"/>
+                    </a:xfrm>
+                    <a:prstGeom prst="rect"/>
+                  </pic:spPr>
+                </pic:pic>
+              </a:graphicData>
+            </a:graphic>
+          </wp:inline>
+        </w:drawing>
+      </w:r>
+    </w:p>
+    <w:p/>
+    <w:p>
+      <w:pPr>
+        <w:ind w:left="720"/>
+      </w:pPr>
+      <w:r>
+        <w:t xml:space="preserve">    1. ก</w:t>
       </w:r>
     </w:p>
     <w:p>
       <w:pPr>
-        <w:pStyle w:val="ListBullet"/>
         <w:ind w:left="720"/>
       </w:pPr>
       <w:r>
-        <w:t xml:space="preserve">    ก</w:t>
+        <w:t xml:space="preserve">    2. ข</w:t>
       </w:r>
     </w:p>
     <w:p>
       <w:pPr>
-        <w:pStyle w:val="ListBullet"/>
         <w:ind w:left="720"/>
       </w:pPr>
       <w:r>
-        <w:t xml:space="preserve">    ข</w:t>
+        <w:t xml:space="preserve">    3. ค</w:t>
       </w:r>
     </w:p>
     <w:p>
       <w:pPr>
-        <w:pStyle w:val="ListBullet"/>
         <w:ind w:left="720"/>
       </w:pPr>
       <w:r>
-        <w:t xml:space="preserve">    ค</w:t>
-      </w:r>
-    </w:p>
-    <w:p>
-      <w:pPr>
-        <w:pStyle w:val="ListBullet"/>
-        <w:ind w:left="720"/>
-      </w:pPr>
-      <w:r>
-        <w:t xml:space="preserve">    ง</w:t>
+        <w:t xml:space="preserve">    4. ง</w:t>
       </w:r>
     </w:p>
     <w:p/>
@@ -1270,43 +1215,39 @@
         <w:rPr>
           <w:sz w:val="24"/>
         </w:rPr>
-        <w:t>ข้อ p1_l05_023: ขว้างวัตถุจากหน้าผาสูง 80 m ในแนวมุม 37° กับแนวราบ (sin 37° = 0.6, cos 37° = 0.8) วัตถุตกห่างจากฐานหน้าผา 120 m ความเร็วเริ่มต้นเป็นเท่าใด (g = 10 m/s²)</w:t>
+        <w:t>22. ยิงวัตถุในแนวมุม 60° กับแนวราบด้วยความเร็ว 40 m/s ความเร็วของวัตถุเมื่อผ่านจุดที่อยู่สูงจากพื้นเท่ากับจุดเริ่มต้น (กลับมาที่ระดับเดิม) มีค่าเท่าใด (g = 10 m/s²)</w:t>
       </w:r>
     </w:p>
     <w:p>
       <w:pPr>
-        <w:pStyle w:val="ListBullet"/>
         <w:ind w:left="720"/>
       </w:pPr>
       <w:r>
-        <w:t xml:space="preserve">    ก</w:t>
+        <w:t xml:space="preserve">    1. ก</w:t>
       </w:r>
     </w:p>
     <w:p>
       <w:pPr>
-        <w:pStyle w:val="ListBullet"/>
         <w:ind w:left="720"/>
       </w:pPr>
       <w:r>
-        <w:t xml:space="preserve">    ข</w:t>
+        <w:t xml:space="preserve">    2. ข</w:t>
       </w:r>
     </w:p>
     <w:p>
       <w:pPr>
-        <w:pStyle w:val="ListBullet"/>
         <w:ind w:left="720"/>
       </w:pPr>
       <w:r>
-        <w:t xml:space="preserve">    ค</w:t>
+        <w:t xml:space="preserve">    3. ค</w:t>
       </w:r>
     </w:p>
     <w:p>
       <w:pPr>
-        <w:pStyle w:val="ListBullet"/>
         <w:ind w:left="720"/>
       </w:pPr>
       <w:r>
-        <w:t xml:space="preserve">    ง</w:t>
+        <w:t xml:space="preserve">    4. ง</w:t>
       </w:r>
     </w:p>
     <w:p/>
@@ -1315,43 +1256,39 @@
         <w:rPr>
           <w:sz w:val="24"/>
         </w:rPr>
-        <w:t>ข้อ p1_l05_024: เครื่องบินทิ้งระเบิดบินขนานพื้นราบที่ความสูง 2,000 m ด้วยความเร็ว 360 km/hr ระยะห่างแนวราบจากเป้าที่ต้องทิ้งระเบิดเป็นเท่าใด (g = 10 m/s²)</w:t>
+        <w:t>23. ขว้างวัตถุจากหน้าผาสูง 80 m ในแนวมุม 37° กับแนวราบ (sin 37° = 0.6, cos 37° = 0.8) วัตถุตกห่างจากฐานหน้าผา 120 m ความเร็วเริ่มต้นเป็นเท่าใด (g = 10 m/s²)</w:t>
       </w:r>
     </w:p>
     <w:p>
       <w:pPr>
-        <w:pStyle w:val="ListBullet"/>
         <w:ind w:left="720"/>
       </w:pPr>
       <w:r>
-        <w:t xml:space="preserve">    ก</w:t>
+        <w:t xml:space="preserve">    1. ก</w:t>
       </w:r>
     </w:p>
     <w:p>
       <w:pPr>
-        <w:pStyle w:val="ListBullet"/>
         <w:ind w:left="720"/>
       </w:pPr>
       <w:r>
-        <w:t xml:space="preserve">    ข</w:t>
+        <w:t xml:space="preserve">    2. ข</w:t>
       </w:r>
     </w:p>
     <w:p>
       <w:pPr>
-        <w:pStyle w:val="ListBullet"/>
         <w:ind w:left="720"/>
       </w:pPr>
       <w:r>
-        <w:t xml:space="preserve">    ค</w:t>
+        <w:t xml:space="preserve">    3. ค</w:t>
       </w:r>
     </w:p>
     <w:p>
       <w:pPr>
-        <w:pStyle w:val="ListBullet"/>
         <w:ind w:left="720"/>
       </w:pPr>
       <w:r>
-        <w:t xml:space="preserve">    ง</w:t>
+        <w:t xml:space="preserve">    4. ง</w:t>
       </w:r>
     </w:p>
     <w:p/>
@@ -1360,43 +1297,80 @@
         <w:rPr>
           <w:sz w:val="24"/>
         </w:rPr>
-        <w:t>ข้อ p1_l05_025: ยิงวัตถุในแนวมุม 30° กับแนวราบจากหน้าผาสูง 100 m วัตถุตกถึงพื้นที่ระยะ 173 m จากฐานหน้าผา ความเร็วเริ่มต้นเป็นเท่าใด (g = 10 m/s², √3 ≈ 1.732)</w:t>
+        <w:t>24. เครื่องบินทิ้งระเบิดบินขนานพื้นราบที่ความสูง 2,000 m ด้วยความเร็ว 360 km/hr ระยะห่างแนวราบจากเป้าที่ต้องทิ้งระเบิดเป็นเท่าใด (g = 10 m/s²)</w:t>
       </w:r>
     </w:p>
     <w:p>
       <w:pPr>
-        <w:pStyle w:val="ListBullet"/>
         <w:ind w:left="720"/>
       </w:pPr>
       <w:r>
-        <w:t xml:space="preserve">    ก</w:t>
+        <w:t xml:space="preserve">    1. ก</w:t>
       </w:r>
     </w:p>
     <w:p>
       <w:pPr>
-        <w:pStyle w:val="ListBullet"/>
         <w:ind w:left="720"/>
       </w:pPr>
       <w:r>
-        <w:t xml:space="preserve">    ข</w:t>
+        <w:t xml:space="preserve">    2. ข</w:t>
       </w:r>
     </w:p>
     <w:p>
       <w:pPr>
-        <w:pStyle w:val="ListBullet"/>
         <w:ind w:left="720"/>
       </w:pPr>
       <w:r>
-        <w:t xml:space="preserve">    ค</w:t>
+        <w:t xml:space="preserve">    3. ค</w:t>
       </w:r>
     </w:p>
     <w:p>
       <w:pPr>
-        <w:pStyle w:val="ListBullet"/>
         <w:ind w:left="720"/>
       </w:pPr>
       <w:r>
-        <w:t xml:space="preserve">    ง</w:t>
+        <w:t xml:space="preserve">    4. ง</w:t>
+      </w:r>
+    </w:p>
+    <w:p/>
+    <w:p>
+      <w:r>
+        <w:rPr>
+          <w:sz w:val="24"/>
+        </w:rPr>
+        <w:t>25. ยิงวัตถุในแนวมุม 30° กับแนวราบจากหน้าผาสูง 100 m วัตถุตกถึงพื้นที่ระยะ 173 m จากฐานหน้าผา ความเร็วเริ่มต้นเป็นเท่าใด (g = 10 m/s², √3 ≈ 1.732)</w:t>
+      </w:r>
+    </w:p>
+    <w:p>
+      <w:pPr>
+        <w:ind w:left="720"/>
+      </w:pPr>
+      <w:r>
+        <w:t xml:space="preserve">    1. ก</w:t>
+      </w:r>
+    </w:p>
+    <w:p>
+      <w:pPr>
+        <w:ind w:left="720"/>
+      </w:pPr>
+      <w:r>
+        <w:t xml:space="preserve">    2. ข</w:t>
+      </w:r>
+    </w:p>
+    <w:p>
+      <w:pPr>
+        <w:ind w:left="720"/>
+      </w:pPr>
+      <w:r>
+        <w:t xml:space="preserve">    3. ค</w:t>
+      </w:r>
+    </w:p>
+    <w:p>
+      <w:pPr>
+        <w:ind w:left="720"/>
+      </w:pPr>
+      <w:r>
+        <w:t xml:space="preserve">    4. ง</w:t>
       </w:r>
     </w:p>
     <w:p/>

--- a/physics_course/word/lesson05.docx
+++ b/physics_course/word/lesson05.docx
@@ -148,43 +148,6 @@
       </w:r>
     </w:p>
     <w:p>
-      <w:r>
-        <w:drawing>
-          <wp:inline xmlns:a="http://schemas.openxmlformats.org/drawingml/2006/main" xmlns:pic="http://schemas.openxmlformats.org/drawingml/2006/picture">
-            <wp:extent cx="1828800" cy="1359877"/>
-            <wp:docPr id="1" name="Picture 1"/>
-            <wp:cNvGraphicFramePr>
-              <a:graphicFrameLocks noChangeAspect="1"/>
-            </wp:cNvGraphicFramePr>
-            <a:graphic>
-              <a:graphicData uri="http://schemas.openxmlformats.org/drawingml/2006/picture">
-                <pic:pic>
-                  <pic:nvPicPr>
-                    <pic:cNvPr id="0" name="physics_img_4.png"/>
-                    <pic:cNvPicPr/>
-                  </pic:nvPicPr>
-                  <pic:blipFill>
-                    <a:blip r:embed="rId9"/>
-                    <a:stretch>
-                      <a:fillRect/>
-                    </a:stretch>
-                  </pic:blipFill>
-                  <pic:spPr>
-                    <a:xfrm>
-                      <a:off x="0" y="0"/>
-                      <a:ext cx="1828800" cy="1359877"/>
-                    </a:xfrm>
-                    <a:prstGeom prst="rect"/>
-                  </pic:spPr>
-                </pic:pic>
-              </a:graphicData>
-            </a:graphic>
-          </wp:inline>
-        </w:drawing>
-      </w:r>
-    </w:p>
-    <w:p/>
-    <w:p>
       <w:pPr>
         <w:ind w:left="720"/>
       </w:pPr>
@@ -226,43 +189,6 @@
       </w:r>
     </w:p>
     <w:p>
-      <w:r>
-        <w:drawing>
-          <wp:inline xmlns:a="http://schemas.openxmlformats.org/drawingml/2006/main" xmlns:pic="http://schemas.openxmlformats.org/drawingml/2006/picture">
-            <wp:extent cx="1828800" cy="1359877"/>
-            <wp:docPr id="2" name="Picture 2"/>
-            <wp:cNvGraphicFramePr>
-              <a:graphicFrameLocks noChangeAspect="1"/>
-            </wp:cNvGraphicFramePr>
-            <a:graphic>
-              <a:graphicData uri="http://schemas.openxmlformats.org/drawingml/2006/picture">
-                <pic:pic>
-                  <pic:nvPicPr>
-                    <pic:cNvPr id="0" name="physics_img_5.png"/>
-                    <pic:cNvPicPr/>
-                  </pic:nvPicPr>
-                  <pic:blipFill>
-                    <a:blip r:embed="rId10"/>
-                    <a:stretch>
-                      <a:fillRect/>
-                    </a:stretch>
-                  </pic:blipFill>
-                  <pic:spPr>
-                    <a:xfrm>
-                      <a:off x="0" y="0"/>
-                      <a:ext cx="1828800" cy="1359877"/>
-                    </a:xfrm>
-                    <a:prstGeom prst="rect"/>
-                  </pic:spPr>
-                </pic:pic>
-              </a:graphicData>
-            </a:graphic>
-          </wp:inline>
-        </w:drawing>
-      </w:r>
-    </w:p>
-    <w:p/>
-    <w:p>
       <w:pPr>
         <w:ind w:left="720"/>
       </w:pPr>
@@ -303,43 +229,6 @@
         <w:t>6. ยิงวัตถุขึ้นไปในแนวมุม 30° กับแนวราบด้วยความเร็ว 60 m/s ความสูงสูงสุดที่วัตถุจะไปถึงเท่ากับ (g = 10 m/s²)</w:t>
       </w:r>
     </w:p>
-    <w:p>
-      <w:r>
-        <w:drawing>
-          <wp:inline xmlns:a="http://schemas.openxmlformats.org/drawingml/2006/main" xmlns:pic="http://schemas.openxmlformats.org/drawingml/2006/picture">
-            <wp:extent cx="1828800" cy="1359877"/>
-            <wp:docPr id="3" name="Picture 3"/>
-            <wp:cNvGraphicFramePr>
-              <a:graphicFrameLocks noChangeAspect="1"/>
-            </wp:cNvGraphicFramePr>
-            <a:graphic>
-              <a:graphicData uri="http://schemas.openxmlformats.org/drawingml/2006/picture">
-                <pic:pic>
-                  <pic:nvPicPr>
-                    <pic:cNvPr id="0" name="physics_img_5.png"/>
-                    <pic:cNvPicPr/>
-                  </pic:nvPicPr>
-                  <pic:blipFill>
-                    <a:blip r:embed="rId10"/>
-                    <a:stretch>
-                      <a:fillRect/>
-                    </a:stretch>
-                  </pic:blipFill>
-                  <pic:spPr>
-                    <a:xfrm>
-                      <a:off x="0" y="0"/>
-                      <a:ext cx="1828800" cy="1359877"/>
-                    </a:xfrm>
-                    <a:prstGeom prst="rect"/>
-                  </pic:spPr>
-                </pic:pic>
-              </a:graphicData>
-            </a:graphic>
-          </wp:inline>
-        </w:drawing>
-      </w:r>
-    </w:p>
-    <w:p/>
     <w:p>
       <w:pPr>
         <w:ind w:left="720"/>
@@ -422,43 +311,6 @@
         <w:t>8. วัตถุถูกขว้างในแนวมุม 37° กับแนวราบด้วยความเร็ว 50 m/s ขนาดของความเร็วลัพธ์เมื่อวัตถุอยู่ที่จุดสูงสุดเท่ากับ (g = 10 m/s², sin 37° = 0.6, cos 37° = 0.8)</w:t>
       </w:r>
     </w:p>
-    <w:p>
-      <w:r>
-        <w:drawing>
-          <wp:inline xmlns:a="http://schemas.openxmlformats.org/drawingml/2006/main" xmlns:pic="http://schemas.openxmlformats.org/drawingml/2006/picture">
-            <wp:extent cx="1828800" cy="1359877"/>
-            <wp:docPr id="4" name="Picture 4"/>
-            <wp:cNvGraphicFramePr>
-              <a:graphicFrameLocks noChangeAspect="1"/>
-            </wp:cNvGraphicFramePr>
-            <a:graphic>
-              <a:graphicData uri="http://schemas.openxmlformats.org/drawingml/2006/picture">
-                <pic:pic>
-                  <pic:nvPicPr>
-                    <pic:cNvPr id="0" name="physics_img_5.png"/>
-                    <pic:cNvPicPr/>
-                  </pic:nvPicPr>
-                  <pic:blipFill>
-                    <a:blip r:embed="rId10"/>
-                    <a:stretch>
-                      <a:fillRect/>
-                    </a:stretch>
-                  </pic:blipFill>
-                  <pic:spPr>
-                    <a:xfrm>
-                      <a:off x="0" y="0"/>
-                      <a:ext cx="1828800" cy="1359877"/>
-                    </a:xfrm>
-                    <a:prstGeom prst="rect"/>
-                  </pic:spPr>
-                </pic:pic>
-              </a:graphicData>
-            </a:graphic>
-          </wp:inline>
-        </w:drawing>
-      </w:r>
-    </w:p>
-    <w:p/>
     <w:p>
       <w:pPr>
         <w:ind w:left="720"/>
@@ -623,43 +475,6 @@
         <w:t>12. ในการเคลื่อนที่แบบโปรเจกไทล์ ถ้าไม่คิดแรงต้านอากาศ ข้อใดต่อไปนี้ถูกต้องเกี่ยวกับการเคลื่อนที่ในแนวราบ</w:t>
       </w:r>
     </w:p>
-    <w:p>
-      <w:r>
-        <w:drawing>
-          <wp:inline xmlns:a="http://schemas.openxmlformats.org/drawingml/2006/main" xmlns:pic="http://schemas.openxmlformats.org/drawingml/2006/picture">
-            <wp:extent cx="1828800" cy="1359877"/>
-            <wp:docPr id="5" name="Picture 5"/>
-            <wp:cNvGraphicFramePr>
-              <a:graphicFrameLocks noChangeAspect="1"/>
-            </wp:cNvGraphicFramePr>
-            <a:graphic>
-              <a:graphicData uri="http://schemas.openxmlformats.org/drawingml/2006/picture">
-                <pic:pic>
-                  <pic:nvPicPr>
-                    <pic:cNvPr id="0" name="physics_img_12.png"/>
-                    <pic:cNvPicPr/>
-                  </pic:nvPicPr>
-                  <pic:blipFill>
-                    <a:blip r:embed="rId11"/>
-                    <a:stretch>
-                      <a:fillRect/>
-                    </a:stretch>
-                  </pic:blipFill>
-                  <pic:spPr>
-                    <a:xfrm>
-                      <a:off x="0" y="0"/>
-                      <a:ext cx="1828800" cy="1359877"/>
-                    </a:xfrm>
-                    <a:prstGeom prst="rect"/>
-                  </pic:spPr>
-                </pic:pic>
-              </a:graphicData>
-            </a:graphic>
-          </wp:inline>
-        </w:drawing>
-      </w:r>
-    </w:p>
-    <w:p/>
     <w:p>
       <w:pPr>
         <w:ind w:left="720"/>
@@ -866,43 +681,6 @@
       </w:r>
     </w:p>
     <w:p>
-      <w:r>
-        <w:drawing>
-          <wp:inline xmlns:a="http://schemas.openxmlformats.org/drawingml/2006/main" xmlns:pic="http://schemas.openxmlformats.org/drawingml/2006/picture">
-            <wp:extent cx="1828800" cy="1359877"/>
-            <wp:docPr id="6" name="Picture 6"/>
-            <wp:cNvGraphicFramePr>
-              <a:graphicFrameLocks noChangeAspect="1"/>
-            </wp:cNvGraphicFramePr>
-            <a:graphic>
-              <a:graphicData uri="http://schemas.openxmlformats.org/drawingml/2006/picture">
-                <pic:pic>
-                  <pic:nvPicPr>
-                    <pic:cNvPr id="0" name="physics_img_12.png"/>
-                    <pic:cNvPicPr/>
-                  </pic:nvPicPr>
-                  <pic:blipFill>
-                    <a:blip r:embed="rId11"/>
-                    <a:stretch>
-                      <a:fillRect/>
-                    </a:stretch>
-                  </pic:blipFill>
-                  <pic:spPr>
-                    <a:xfrm>
-                      <a:off x="0" y="0"/>
-                      <a:ext cx="1828800" cy="1359877"/>
-                    </a:xfrm>
-                    <a:prstGeom prst="rect"/>
-                  </pic:spPr>
-                </pic:pic>
-              </a:graphicData>
-            </a:graphic>
-          </wp:inline>
-        </w:drawing>
-      </w:r>
-    </w:p>
-    <w:p/>
-    <w:p>
       <w:pPr>
         <w:ind w:left="720"/>
       </w:pPr>
@@ -943,43 +721,6 @@
         <w:t>18. ในการเคลื่อนที่แบบโปรเจกไทล์ ความเร่งของวัตถุมีค่าเท่าใด (ไม่คิดแรงต้านอากาศ)</w:t>
       </w:r>
     </w:p>
-    <w:p>
-      <w:r>
-        <w:drawing>
-          <wp:inline xmlns:a="http://schemas.openxmlformats.org/drawingml/2006/main" xmlns:pic="http://schemas.openxmlformats.org/drawingml/2006/picture">
-            <wp:extent cx="1828800" cy="1359877"/>
-            <wp:docPr id="7" name="Picture 7"/>
-            <wp:cNvGraphicFramePr>
-              <a:graphicFrameLocks noChangeAspect="1"/>
-            </wp:cNvGraphicFramePr>
-            <a:graphic>
-              <a:graphicData uri="http://schemas.openxmlformats.org/drawingml/2006/picture">
-                <pic:pic>
-                  <pic:nvPicPr>
-                    <pic:cNvPr id="0" name="physics_img_5.png"/>
-                    <pic:cNvPicPr/>
-                  </pic:nvPicPr>
-                  <pic:blipFill>
-                    <a:blip r:embed="rId10"/>
-                    <a:stretch>
-                      <a:fillRect/>
-                    </a:stretch>
-                  </pic:blipFill>
-                  <pic:spPr>
-                    <a:xfrm>
-                      <a:off x="0" y="0"/>
-                      <a:ext cx="1828800" cy="1359877"/>
-                    </a:xfrm>
-                    <a:prstGeom prst="rect"/>
-                  </pic:spPr>
-                </pic:pic>
-              </a:graphicData>
-            </a:graphic>
-          </wp:inline>
-        </w:drawing>
-      </w:r>
-    </w:p>
-    <w:p/>
     <w:p>
       <w:pPr>
         <w:ind w:left="720"/>
@@ -1063,43 +804,6 @@
       </w:r>
     </w:p>
     <w:p>
-      <w:r>
-        <w:drawing>
-          <wp:inline xmlns:a="http://schemas.openxmlformats.org/drawingml/2006/main" xmlns:pic="http://schemas.openxmlformats.org/drawingml/2006/picture">
-            <wp:extent cx="1828800" cy="1359877"/>
-            <wp:docPr id="8" name="Picture 8"/>
-            <wp:cNvGraphicFramePr>
-              <a:graphicFrameLocks noChangeAspect="1"/>
-            </wp:cNvGraphicFramePr>
-            <a:graphic>
-              <a:graphicData uri="http://schemas.openxmlformats.org/drawingml/2006/picture">
-                <pic:pic>
-                  <pic:nvPicPr>
-                    <pic:cNvPr id="0" name="physics_img_5.png"/>
-                    <pic:cNvPicPr/>
-                  </pic:nvPicPr>
-                  <pic:blipFill>
-                    <a:blip r:embed="rId10"/>
-                    <a:stretch>
-                      <a:fillRect/>
-                    </a:stretch>
-                  </pic:blipFill>
-                  <pic:spPr>
-                    <a:xfrm>
-                      <a:off x="0" y="0"/>
-                      <a:ext cx="1828800" cy="1359877"/>
-                    </a:xfrm>
-                    <a:prstGeom prst="rect"/>
-                  </pic:spPr>
-                </pic:pic>
-              </a:graphicData>
-            </a:graphic>
-          </wp:inline>
-        </w:drawing>
-      </w:r>
-    </w:p>
-    <w:p/>
-    <w:p>
       <w:pPr>
         <w:ind w:left="720"/>
       </w:pPr>
@@ -1140,43 +844,6 @@
         <w:t>21. วัตถุถูกปล่อยจากที่สูง h พร้อมกับวัตถุถูกขว้างในแนวราบจากที่สูงเดียวกัน วัตถุใดจะถึงพื้นก่อน (ไม่คิดแรงต้านอากาศ)</w:t>
       </w:r>
     </w:p>
-    <w:p>
-      <w:r>
-        <w:drawing>
-          <wp:inline xmlns:a="http://schemas.openxmlformats.org/drawingml/2006/main" xmlns:pic="http://schemas.openxmlformats.org/drawingml/2006/picture">
-            <wp:extent cx="1828800" cy="1359877"/>
-            <wp:docPr id="9" name="Picture 9"/>
-            <wp:cNvGraphicFramePr>
-              <a:graphicFrameLocks noChangeAspect="1"/>
-            </wp:cNvGraphicFramePr>
-            <a:graphic>
-              <a:graphicData uri="http://schemas.openxmlformats.org/drawingml/2006/picture">
-                <pic:pic>
-                  <pic:nvPicPr>
-                    <pic:cNvPr id="0" name="physics_img_12.png"/>
-                    <pic:cNvPicPr/>
-                  </pic:nvPicPr>
-                  <pic:blipFill>
-                    <a:blip r:embed="rId11"/>
-                    <a:stretch>
-                      <a:fillRect/>
-                    </a:stretch>
-                  </pic:blipFill>
-                  <pic:spPr>
-                    <a:xfrm>
-                      <a:off x="0" y="0"/>
-                      <a:ext cx="1828800" cy="1359877"/>
-                    </a:xfrm>
-                    <a:prstGeom prst="rect"/>
-                  </pic:spPr>
-                </pic:pic>
-              </a:graphicData>
-            </a:graphic>
-          </wp:inline>
-        </w:drawing>
-      </w:r>
-    </w:p>
-    <w:p/>
     <w:p>
       <w:pPr>
         <w:ind w:left="720"/>
